--- a/zht/docx/150.content.docx
+++ b/zht/docx/150.content.docx
@@ -310,18 +310,12 @@
           <w:lang w:val="zh_TW" w:bidi="zh_TW"/>
         </w:rPr>
       </w:r>
-      <w:hyperlink r:id="rId13">
-        <w:r>
-          <w:rPr>
-            <w:lang w:val="zh_TW" w:bidi="zh_TW"/>
-          </w:rPr>
-          <w:rPr>
-            <w:color w:val="0000EE"/>
-            <w:u w:val="single"/>
-          </w:rPr>
-          <w:t>以西結書20:27–29</w:t>
-        </w:r>
-      </w:hyperlink>
+      <w:r>
+        <w:rPr>
+          <w:lang w:val="zh_TW" w:bidi="zh_TW"/>
+        </w:rPr>
+        <w:t>以西結書20:27–29</w:t>
+      </w:r>
     </w:p>
     <w:p>
       <w:pPr>
@@ -564,18 +558,12 @@
           <w:lang w:val="zh_TW" w:bidi="zh_TW"/>
         </w:rPr>
       </w:r>
-      <w:hyperlink r:id="rId14">
-        <w:r>
-          <w:rPr>
-            <w:lang w:val="zh_TW" w:bidi="zh_TW"/>
-          </w:rPr>
-          <w:rPr>
-            <w:color w:val="0000EE"/>
-            <w:u w:val="single"/>
-          </w:rPr>
-          <w:t>哥林多前書12:31</w:t>
-        </w:r>
-      </w:hyperlink>
+      <w:r>
+        <w:rPr>
+          <w:lang w:val="zh_TW" w:bidi="zh_TW"/>
+        </w:rPr>
+        <w:t>哥林多前書12:31</w:t>
+      </w:r>
     </w:p>
     <w:p>
       <w:pPr>
@@ -588,18 +576,12 @@
           <w:lang w:val="zh_TW" w:bidi="zh_TW"/>
         </w:rPr>
       </w:r>
-      <w:hyperlink r:id="rId15">
-        <w:r>
-          <w:rPr>
-            <w:lang w:val="zh_TW" w:bidi="zh_TW"/>
-          </w:rPr>
-          <w:rPr>
-            <w:color w:val="0000EE"/>
-            <w:u w:val="single"/>
-          </w:rPr>
-          <w:t>列王紀上19:9–10</w:t>
-        </w:r>
-      </w:hyperlink>
+      <w:r>
+        <w:rPr>
+          <w:lang w:val="zh_TW" w:bidi="zh_TW"/>
+        </w:rPr>
+        <w:t>列王紀上19:9–10</w:t>
+      </w:r>
     </w:p>
     <w:p>
       <w:pPr>
@@ -612,18 +594,12 @@
           <w:lang w:val="zh_TW" w:bidi="zh_TW"/>
         </w:rPr>
       </w:r>
-      <w:hyperlink r:id="rId16">
-        <w:r>
-          <w:rPr>
-            <w:lang w:val="zh_TW" w:bidi="zh_TW"/>
-          </w:rPr>
-          <w:rPr>
-            <w:color w:val="0000EE"/>
-            <w:u w:val="single"/>
-          </w:rPr>
-          <w:t>使徒行傳22:3</w:t>
-        </w:r>
-      </w:hyperlink>
+      <w:r>
+        <w:rPr>
+          <w:lang w:val="zh_TW" w:bidi="zh_TW"/>
+        </w:rPr>
+        <w:t>使徒行傳22:3</w:t>
+      </w:r>
     </w:p>
     <w:p>
       <w:pPr>
@@ -636,18 +612,12 @@
           <w:lang w:val="zh_TW" w:bidi="zh_TW"/>
         </w:rPr>
       </w:r>
-      <w:hyperlink r:id="rId17">
-        <w:r>
-          <w:rPr>
-            <w:lang w:val="zh_TW" w:bidi="zh_TW"/>
-          </w:rPr>
-          <w:rPr>
-            <w:color w:val="0000EE"/>
-            <w:u w:val="single"/>
-          </w:rPr>
-          <w:t>加拉太書4:17</w:t>
-        </w:r>
-      </w:hyperlink>
+      <w:r>
+        <w:rPr>
+          <w:lang w:val="zh_TW" w:bidi="zh_TW"/>
+        </w:rPr>
+        <w:t>加拉太書4:17</w:t>
+      </w:r>
     </w:p>
     <w:p>
       <w:pPr>
@@ -660,18 +630,12 @@
           <w:lang w:val="zh_TW" w:bidi="zh_TW"/>
         </w:rPr>
       </w:r>
-      <w:hyperlink r:id="rId18">
-        <w:r>
-          <w:rPr>
-            <w:lang w:val="zh_TW" w:bidi="zh_TW"/>
-          </w:rPr>
-          <w:rPr>
-            <w:color w:val="0000EE"/>
-            <w:u w:val="single"/>
-          </w:rPr>
-          <w:t>以賽亞書63:15</w:t>
-        </w:r>
-      </w:hyperlink>
+      <w:r>
+        <w:rPr>
+          <w:lang w:val="zh_TW" w:bidi="zh_TW"/>
+        </w:rPr>
+        <w:t>以賽亞書63:15</w:t>
+      </w:r>
     </w:p>
     <w:p>
       <w:pPr>
@@ -684,18 +648,12 @@
           <w:lang w:val="zh_TW" w:bidi="zh_TW"/>
         </w:rPr>
       </w:r>
-      <w:hyperlink r:id="rId19">
-        <w:r>
-          <w:rPr>
-            <w:lang w:val="zh_TW" w:bidi="zh_TW"/>
-          </w:rPr>
-          <w:rPr>
-            <w:color w:val="0000EE"/>
-            <w:u w:val="single"/>
-          </w:rPr>
-          <w:t>約翰福音2:17–19</w:t>
-        </w:r>
-      </w:hyperlink>
+      <w:r>
+        <w:rPr>
+          <w:lang w:val="zh_TW" w:bidi="zh_TW"/>
+        </w:rPr>
+        <w:t>約翰福音2:17–19</w:t>
+      </w:r>
     </w:p>
     <w:p>
       <w:pPr>
@@ -708,18 +666,12 @@
           <w:lang w:val="zh_TW" w:bidi="zh_TW"/>
         </w:rPr>
       </w:r>
-      <w:hyperlink r:id="rId20">
-        <w:r>
-          <w:rPr>
-            <w:lang w:val="zh_TW" w:bidi="zh_TW"/>
-          </w:rPr>
-          <w:rPr>
-            <w:color w:val="0000EE"/>
-            <w:u w:val="single"/>
-          </w:rPr>
-          <w:t>腓立比書3:6</w:t>
-        </w:r>
-      </w:hyperlink>
+      <w:r>
+        <w:rPr>
+          <w:lang w:val="zh_TW" w:bidi="zh_TW"/>
+        </w:rPr>
+        <w:t>腓立比書3:6</w:t>
+      </w:r>
     </w:p>
     <w:p>
       <w:pPr>
@@ -732,18 +684,12 @@
           <w:lang w:val="zh_TW" w:bidi="zh_TW"/>
         </w:rPr>
       </w:r>
-      <w:hyperlink r:id="rId21">
-        <w:r>
-          <w:rPr>
-            <w:lang w:val="zh_TW" w:bidi="zh_TW"/>
-          </w:rPr>
-          <w:rPr>
-            <w:color w:val="0000EE"/>
-            <w:u w:val="single"/>
-          </w:rPr>
-          <w:t>羅馬書10:1–3</w:t>
-        </w:r>
-      </w:hyperlink>
+      <w:r>
+        <w:rPr>
+          <w:lang w:val="zh_TW" w:bidi="zh_TW"/>
+        </w:rPr>
+        <w:t>羅馬書10:1–3</w:t>
+      </w:r>
     </w:p>
     <w:p>
       <w:pPr>
